--- a/YAPIS_lab5/Отчет_по_компилятору.docx
+++ b/YAPIS_lab5/Отчет_по_компилятору.docx
@@ -677,15 +677,7 @@
         <w:rPr>
           <w:rFonts w:hint="default" w:ascii="Times New Roman" w:hAnsi="Times New Roman" w:cs="Times New Roman"/>
         </w:rPr>
-        <w:t>В результате работы была сформирована формальная спецификация языка, определён его синтаксис, реализованы управляющие конструкции и набор встроенных функций. Семантический анализ обеспечивает контроль корректности программ, включая проверку типов, количества аргументов и нали</w:t>
-      </w:r>
-      <w:bookmarkStart w:id="0" w:name="_GoBack"/>
-      <w:bookmarkEnd w:id="0"/>
-      <w:r>
-        <w:rPr>
-          <w:rFonts w:hint="default" w:ascii="Times New Roman" w:hAnsi="Times New Roman" w:cs="Times New Roman"/>
-        </w:rPr>
-        <w:t>чия объявлений идентификаторов. Генератор кода корректно преобразует абстрактное синтаксическое дерево в читаемый и исполняемый Python-код.</w:t>
+        <w:t>В результате работы была сформирована формальная спецификация языка, определён его синтаксис, реализованы управляющие конструкции и набор встроенных функций. Семантический анализ обеспечивает контроль корректности программ, включая проверку типов, количества аргументов и наличия объявлений идентификаторов. Генератор кода корректно преобразует абстрактное синтаксическое дерево в читаемый и исполняемый Python-код.</w:t>
       </w:r>
     </w:p>
     <w:p>
@@ -708,11 +700,259 @@
     </w:p>
     <w:p>
       <w:pPr>
+        <w:pStyle w:val="30"/>
+        <w:keepNext w:val="0"/>
+        <w:keepLines w:val="0"/>
+        <w:widowControl/>
+        <w:suppressLineNumbers w:val="0"/>
+        <w:rPr>
+          <w:rFonts w:hint="default" w:ascii="Times New Roman" w:hAnsi="Times New Roman" w:cs="Times New Roman"/>
+        </w:rPr>
+      </w:pPr>
+    </w:p>
+    <w:p>
+      <w:pPr>
+        <w:pStyle w:val="30"/>
+        <w:keepNext w:val="0"/>
+        <w:keepLines w:val="0"/>
+        <w:widowControl/>
+        <w:suppressLineNumbers w:val="0"/>
+        <w:rPr>
+          <w:rFonts w:hint="default" w:cs="Times New Roman"/>
+          <w:lang w:val="en-US"/>
+        </w:rPr>
+      </w:pPr>
+      <w:r>
+        <w:rPr>
+          <w:rFonts w:hint="default" w:cs="Times New Roman"/>
+          <w:lang w:val="ru-RU"/>
+        </w:rPr>
+        <w:t>Пз</w:t>
+      </w:r>
+      <w:r>
+        <w:rPr>
+          <w:rFonts w:hint="default" w:cs="Times New Roman"/>
+          <w:lang w:val="en-US"/>
+        </w:rPr>
+        <w:t>:</w:t>
+      </w:r>
+      <w:r>
+        <w:rPr>
+          <w:rFonts w:hint="default" w:cs="Times New Roman"/>
+          <w:lang w:val="en-US"/>
+        </w:rPr>
+        <w:br w:type="textWrapping"/>
+      </w:r>
+    </w:p>
+    <w:p>
+      <w:pPr>
+        <w:pStyle w:val="30"/>
+        <w:keepNext w:val="0"/>
+        <w:keepLines w:val="0"/>
+        <w:widowControl/>
+        <w:suppressLineNumbers w:val="0"/>
+      </w:pPr>
+      <w:r>
+        <w:drawing>
+          <wp:inline distT="0" distB="0" distL="114300" distR="114300">
+            <wp:extent cx="4820920" cy="3615690"/>
+            <wp:effectExtent l="0" t="0" r="10160" b="11430"/>
+            <wp:docPr id="1" name="Изображение 1"/>
+            <wp:cNvGraphicFramePr>
+              <a:graphicFrameLocks xmlns:a="http://schemas.openxmlformats.org/drawingml/2006/main" noChangeAspect="1"/>
+            </wp:cNvGraphicFramePr>
+            <a:graphic xmlns:a="http://schemas.openxmlformats.org/drawingml/2006/main">
+              <a:graphicData uri="http://schemas.openxmlformats.org/drawingml/2006/picture">
+                <pic:pic xmlns:pic="http://schemas.openxmlformats.org/drawingml/2006/picture">
+                  <pic:nvPicPr>
+                    <pic:cNvPr id="1" name="Изображение 1"/>
+                    <pic:cNvPicPr>
+                      <a:picLocks noChangeAspect="1"/>
+                    </pic:cNvPicPr>
+                  </pic:nvPicPr>
+                  <pic:blipFill>
+                    <a:blip r:embed="rId6"/>
+                    <a:stretch>
+                      <a:fillRect/>
+                    </a:stretch>
+                  </pic:blipFill>
+                  <pic:spPr>
+                    <a:xfrm>
+                      <a:off x="0" y="0"/>
+                      <a:ext cx="4820920" cy="3615690"/>
+                    </a:xfrm>
+                    <a:prstGeom prst="rect">
+                      <a:avLst/>
+                    </a:prstGeom>
+                    <a:noFill/>
+                    <a:ln>
+                      <a:noFill/>
+                    </a:ln>
+                  </pic:spPr>
+                </pic:pic>
+              </a:graphicData>
+            </a:graphic>
+          </wp:inline>
+        </w:drawing>
+      </w:r>
+    </w:p>
+    <w:p>
+      <w:pPr>
+        <w:pStyle w:val="30"/>
+        <w:keepNext w:val="0"/>
+        <w:keepLines w:val="0"/>
+        <w:widowControl/>
+        <w:suppressLineNumbers w:val="0"/>
+        <w:rPr>
+          <w:rFonts w:hint="default"/>
+          <w:lang w:val="en-US"/>
+        </w:rPr>
+      </w:pPr>
+    </w:p>
+    <w:p>
+      <w:r>
+        <w:drawing>
+          <wp:inline distT="0" distB="0" distL="114300" distR="114300">
+            <wp:extent cx="4500880" cy="3375660"/>
+            <wp:effectExtent l="0" t="0" r="10160" b="7620"/>
+            <wp:docPr id="2" name="Изображение 2"/>
+            <wp:cNvGraphicFramePr>
+              <a:graphicFrameLocks xmlns:a="http://schemas.openxmlformats.org/drawingml/2006/main" noChangeAspect="1"/>
+            </wp:cNvGraphicFramePr>
+            <a:graphic xmlns:a="http://schemas.openxmlformats.org/drawingml/2006/main">
+              <a:graphicData uri="http://schemas.openxmlformats.org/drawingml/2006/picture">
+                <pic:pic xmlns:pic="http://schemas.openxmlformats.org/drawingml/2006/picture">
+                  <pic:nvPicPr>
+                    <pic:cNvPr id="2" name="Изображение 2"/>
+                    <pic:cNvPicPr>
+                      <a:picLocks noChangeAspect="1"/>
+                    </pic:cNvPicPr>
+                  </pic:nvPicPr>
+                  <pic:blipFill>
+                    <a:blip r:embed="rId7"/>
+                    <a:stretch>
+                      <a:fillRect/>
+                    </a:stretch>
+                  </pic:blipFill>
+                  <pic:spPr>
+                    <a:xfrm>
+                      <a:off x="0" y="0"/>
+                      <a:ext cx="4500880" cy="3375660"/>
+                    </a:xfrm>
+                    <a:prstGeom prst="rect">
+                      <a:avLst/>
+                    </a:prstGeom>
+                    <a:noFill/>
+                    <a:ln>
+                      <a:noFill/>
+                    </a:ln>
+                  </pic:spPr>
+                </pic:pic>
+              </a:graphicData>
+            </a:graphic>
+          </wp:inline>
+        </w:drawing>
+      </w:r>
+    </w:p>
+    <w:p>
+      <w:r>
+        <w:drawing>
+          <wp:inline distT="0" distB="0" distL="114300" distR="114300">
+            <wp:extent cx="5481320" cy="3061335"/>
+            <wp:effectExtent l="0" t="0" r="0" b="0"/>
+            <wp:docPr id="3" name="Изображение 3"/>
+            <wp:cNvGraphicFramePr>
+              <a:graphicFrameLocks xmlns:a="http://schemas.openxmlformats.org/drawingml/2006/main" noChangeAspect="1"/>
+            </wp:cNvGraphicFramePr>
+            <a:graphic xmlns:a="http://schemas.openxmlformats.org/drawingml/2006/main">
+              <a:graphicData uri="http://schemas.openxmlformats.org/drawingml/2006/picture">
+                <pic:pic xmlns:pic="http://schemas.openxmlformats.org/drawingml/2006/picture">
+                  <pic:nvPicPr>
+                    <pic:cNvPr id="3" name="Изображение 3"/>
+                    <pic:cNvPicPr>
+                      <a:picLocks noChangeAspect="1"/>
+                    </pic:cNvPicPr>
+                  </pic:nvPicPr>
+                  <pic:blipFill>
+                    <a:blip r:embed="rId8"/>
+                    <a:srcRect t="25533"/>
+                    <a:stretch>
+                      <a:fillRect/>
+                    </a:stretch>
+                  </pic:blipFill>
+                  <pic:spPr>
+                    <a:xfrm>
+                      <a:off x="0" y="0"/>
+                      <a:ext cx="5481320" cy="3061335"/>
+                    </a:xfrm>
+                    <a:prstGeom prst="rect">
+                      <a:avLst/>
+                    </a:prstGeom>
+                    <a:noFill/>
+                    <a:ln>
+                      <a:noFill/>
+                    </a:ln>
+                  </pic:spPr>
+                </pic:pic>
+              </a:graphicData>
+            </a:graphic>
+          </wp:inline>
+        </w:drawing>
+      </w:r>
+    </w:p>
+    <w:p/>
+    <w:p>
+      <w:pPr>
         <w:rPr>
           <w:rFonts w:hint="default"/>
           <w:lang w:val="ru-RU"/>
         </w:rPr>
       </w:pPr>
+      <w:bookmarkStart w:id="0" w:name="_GoBack"/>
+      <w:r>
+        <w:drawing>
+          <wp:inline distT="0" distB="0" distL="114300" distR="114300">
+            <wp:extent cx="5481320" cy="4110990"/>
+            <wp:effectExtent l="0" t="0" r="5080" b="3810"/>
+            <wp:docPr id="4" name="Изображение 4"/>
+            <wp:cNvGraphicFramePr>
+              <a:graphicFrameLocks xmlns:a="http://schemas.openxmlformats.org/drawingml/2006/main" noChangeAspect="1"/>
+            </wp:cNvGraphicFramePr>
+            <a:graphic xmlns:a="http://schemas.openxmlformats.org/drawingml/2006/main">
+              <a:graphicData uri="http://schemas.openxmlformats.org/drawingml/2006/picture">
+                <pic:pic xmlns:pic="http://schemas.openxmlformats.org/drawingml/2006/picture">
+                  <pic:nvPicPr>
+                    <pic:cNvPr id="4" name="Изображение 4"/>
+                    <pic:cNvPicPr>
+                      <a:picLocks noChangeAspect="1"/>
+                    </pic:cNvPicPr>
+                  </pic:nvPicPr>
+                  <pic:blipFill>
+                    <a:blip r:embed="rId9"/>
+                    <a:stretch>
+                      <a:fillRect/>
+                    </a:stretch>
+                  </pic:blipFill>
+                  <pic:spPr>
+                    <a:xfrm>
+                      <a:off x="0" y="0"/>
+                      <a:ext cx="5481320" cy="4110990"/>
+                    </a:xfrm>
+                    <a:prstGeom prst="rect">
+                      <a:avLst/>
+                    </a:prstGeom>
+                    <a:noFill/>
+                    <a:ln>
+                      <a:noFill/>
+                    </a:ln>
+                  </pic:spPr>
+                </pic:pic>
+              </a:graphicData>
+            </a:graphic>
+          </wp:inline>
+        </w:drawing>
+      </w:r>
+      <w:bookmarkEnd w:id="0"/>
     </w:p>
     <w:sectPr>
       <w:pgSz w:w="12240" w:h="15840"/>
@@ -1697,6 +1937,7 @@
       <w:jc w:val="left"/>
     </w:pPr>
     <w:rPr>
+      <w:rFonts w:ascii="Times New Roman" w:hAnsi="Times New Roman" w:eastAsia="SimSun" w:cs="Times New Roman"/>
       <w:kern w:val="0"/>
       <w:sz w:val="24"/>
       <w:szCs w:val="24"/>
